--- a/Progess/09.docx
+++ b/Progess/09.docx
@@ -9,6 +9,9 @@
           <w:ilvl w:val="0"/>
           <w:numId w:val="1"/>
         </w:numPr>
+        <w:rPr>
+          <w:rFonts w:hint="eastAsia"/>
+        </w:rPr>
       </w:pPr>
       <w:r>
         <w:rPr>
@@ -24,6 +27,9 @@
           <w:ilvl w:val="0"/>
           <w:numId w:val="1"/>
         </w:numPr>
+        <w:rPr>
+          <w:rFonts w:hint="eastAsia"/>
+        </w:rPr>
       </w:pPr>
       <w:r>
         <w:rPr>
@@ -33,6 +39,11 @@
       </w:r>
     </w:p>
     <w:p>
+      <w:pPr>
+        <w:rPr>
+          <w:rFonts w:hint="eastAsia"/>
+        </w:rPr>
+      </w:pPr>
       <w:r>
         <w:rPr>
           <w:rFonts w:hint="eastAsia"/>
@@ -70,14 +81,12 @@
         </w:rPr>
         <w:t xml:space="preserve">vs extremely loose </w:t>
       </w:r>
-      <w:proofErr w:type="spellStart"/>
       <w:r>
         <w:rPr>
           <w:rFonts w:hint="eastAsia"/>
         </w:rPr>
         <w:t>csi</w:t>
       </w:r>
-      <w:proofErr w:type="spellEnd"/>
       <w:r>
         <w:rPr>
           <w:rFonts w:hint="eastAsia"/>
@@ -204,7 +213,7 @@
                           </pic:cNvPicPr>
                         </pic:nvPicPr>
                         <pic:blipFill>
-                          <a:blip r:embed="rId5" cstate="print">
+                          <a:blip r:embed="rId7" cstate="print">
                             <a:extLst>
                               <a:ext uri="{28A0092B-C50C-407E-A947-70E740481C1C}">
                                 <a14:useLocalDpi xmlns:a14="http://schemas.microsoft.com/office/drawing/2010/main" val="0"/>
@@ -269,7 +278,7 @@
                           </pic:cNvPicPr>
                         </pic:nvPicPr>
                         <pic:blipFill>
-                          <a:blip r:embed="rId6" cstate="print">
+                          <a:blip r:embed="rId8" cstate="print">
                             <a:extLst>
                               <a:ext uri="{28A0092B-C50C-407E-A947-70E740481C1C}">
                                 <a14:useLocalDpi xmlns:a14="http://schemas.microsoft.com/office/drawing/2010/main" val="0"/>
@@ -311,86 +320,97 @@
           <w:p>
             <w:pPr>
               <w:rPr>
-                <w:b/>
-                <w:bCs/>
-              </w:rPr>
-            </w:pPr>
-          </w:p>
-          <w:p>
-            <w:pPr>
-              <w:rPr>
-                <w:b/>
-                <w:bCs/>
-              </w:rPr>
-            </w:pPr>
-          </w:p>
-          <w:p>
-            <w:pPr>
-              <w:rPr>
-                <w:b/>
-                <w:bCs/>
-              </w:rPr>
-            </w:pPr>
-          </w:p>
-          <w:p>
-            <w:pPr>
-              <w:rPr>
-                <w:b/>
-                <w:bCs/>
-              </w:rPr>
-            </w:pPr>
-          </w:p>
-          <w:p>
-            <w:pPr>
-              <w:rPr>
-                <w:b/>
-                <w:bCs/>
-              </w:rPr>
-            </w:pPr>
-          </w:p>
-          <w:p>
-            <w:pPr>
-              <w:rPr>
-                <w:b/>
-                <w:bCs/>
-              </w:rPr>
-            </w:pPr>
-          </w:p>
-          <w:p>
-            <w:pPr>
-              <w:rPr>
-                <w:b/>
-                <w:bCs/>
-              </w:rPr>
-            </w:pPr>
-          </w:p>
-          <w:p>
-            <w:pPr>
-              <w:rPr>
-                <w:b/>
-                <w:bCs/>
-              </w:rPr>
-            </w:pPr>
-          </w:p>
-          <w:p>
-            <w:pPr>
-              <w:rPr>
-                <w:b/>
-                <w:bCs/>
-              </w:rPr>
-            </w:pPr>
-          </w:p>
-          <w:p>
-            <w:pPr>
-              <w:rPr>
-                <w:b/>
-                <w:bCs/>
-              </w:rPr>
-            </w:pPr>
-          </w:p>
-          <w:p>
-            <w:pPr>
-              <w:rPr>
+                <w:rFonts w:hint="eastAsia"/>
+                <w:b/>
+                <w:bCs/>
+              </w:rPr>
+            </w:pPr>
+          </w:p>
+          <w:p>
+            <w:pPr>
+              <w:rPr>
+                <w:rFonts w:hint="eastAsia"/>
+                <w:b/>
+                <w:bCs/>
+              </w:rPr>
+            </w:pPr>
+          </w:p>
+          <w:p>
+            <w:pPr>
+              <w:rPr>
+                <w:rFonts w:hint="eastAsia"/>
+                <w:b/>
+                <w:bCs/>
+              </w:rPr>
+            </w:pPr>
+          </w:p>
+          <w:p>
+            <w:pPr>
+              <w:rPr>
+                <w:rFonts w:hint="eastAsia"/>
+                <w:b/>
+                <w:bCs/>
+              </w:rPr>
+            </w:pPr>
+          </w:p>
+          <w:p>
+            <w:pPr>
+              <w:rPr>
+                <w:rFonts w:hint="eastAsia"/>
+                <w:b/>
+                <w:bCs/>
+              </w:rPr>
+            </w:pPr>
+          </w:p>
+          <w:p>
+            <w:pPr>
+              <w:rPr>
+                <w:rFonts w:hint="eastAsia"/>
+                <w:b/>
+                <w:bCs/>
+              </w:rPr>
+            </w:pPr>
+          </w:p>
+          <w:p>
+            <w:pPr>
+              <w:rPr>
+                <w:rFonts w:hint="eastAsia"/>
+                <w:b/>
+                <w:bCs/>
+              </w:rPr>
+            </w:pPr>
+          </w:p>
+          <w:p>
+            <w:pPr>
+              <w:rPr>
+                <w:rFonts w:hint="eastAsia"/>
+                <w:b/>
+                <w:bCs/>
+              </w:rPr>
+            </w:pPr>
+          </w:p>
+          <w:p>
+            <w:pPr>
+              <w:rPr>
+                <w:rFonts w:hint="eastAsia"/>
+                <w:b/>
+                <w:bCs/>
+              </w:rPr>
+            </w:pPr>
+          </w:p>
+          <w:p>
+            <w:pPr>
+              <w:rPr>
+                <w:rFonts w:hint="eastAsia"/>
+                <w:b/>
+                <w:bCs/>
+              </w:rPr>
+            </w:pPr>
+          </w:p>
+          <w:p>
+            <w:pPr>
+              <w:rPr>
+                <w:rFonts w:hint="eastAsia"/>
                 <w:b/>
                 <w:bCs/>
               </w:rPr>
@@ -449,17 +469,83 @@
           <w:tcPr>
             <w:tcW w:w="7719" w:type="dxa"/>
           </w:tcPr>
-          <w:p/>
-          <w:p/>
-          <w:p/>
-          <w:p/>
-          <w:p/>
-          <w:p/>
-          <w:p/>
-          <w:p/>
-          <w:p/>
-          <w:p/>
-          <w:p/>
+          <w:p>
+            <w:pPr>
+              <w:rPr>
+                <w:rFonts w:hint="eastAsia"/>
+              </w:rPr>
+            </w:pPr>
+          </w:p>
+          <w:p>
+            <w:pPr>
+              <w:rPr>
+                <w:rFonts w:hint="eastAsia"/>
+              </w:rPr>
+            </w:pPr>
+          </w:p>
+          <w:p>
+            <w:pPr>
+              <w:rPr>
+                <w:rFonts w:hint="eastAsia"/>
+              </w:rPr>
+            </w:pPr>
+          </w:p>
+          <w:p>
+            <w:pPr>
+              <w:rPr>
+                <w:rFonts w:hint="eastAsia"/>
+              </w:rPr>
+            </w:pPr>
+          </w:p>
+          <w:p>
+            <w:pPr>
+              <w:rPr>
+                <w:rFonts w:hint="eastAsia"/>
+              </w:rPr>
+            </w:pPr>
+          </w:p>
+          <w:p>
+            <w:pPr>
+              <w:rPr>
+                <w:rFonts w:hint="eastAsia"/>
+              </w:rPr>
+            </w:pPr>
+          </w:p>
+          <w:p>
+            <w:pPr>
+              <w:rPr>
+                <w:rFonts w:hint="eastAsia"/>
+              </w:rPr>
+            </w:pPr>
+          </w:p>
+          <w:p>
+            <w:pPr>
+              <w:rPr>
+                <w:rFonts w:hint="eastAsia"/>
+              </w:rPr>
+            </w:pPr>
+          </w:p>
+          <w:p>
+            <w:pPr>
+              <w:rPr>
+                <w:rFonts w:hint="eastAsia"/>
+              </w:rPr>
+            </w:pPr>
+          </w:p>
+          <w:p>
+            <w:pPr>
+              <w:rPr>
+                <w:rFonts w:hint="eastAsia"/>
+              </w:rPr>
+            </w:pPr>
+          </w:p>
+          <w:p>
+            <w:pPr>
+              <w:rPr>
+                <w:rFonts w:hint="eastAsia"/>
+              </w:rPr>
+            </w:pPr>
+          </w:p>
           <w:p>
             <w:pPr>
               <w:rPr>
@@ -475,6 +561,11 @@
             <w:tcW w:w="7669" w:type="dxa"/>
           </w:tcPr>
           <w:p>
+            <w:pPr>
+              <w:rPr>
+                <w:rFonts w:hint="eastAsia"/>
+              </w:rPr>
+            </w:pPr>
             <w:r>
               <w:rPr>
                 <w:noProof/>
@@ -498,7 +589,7 @@
                           </pic:cNvPicPr>
                         </pic:nvPicPr>
                         <pic:blipFill>
-                          <a:blip r:embed="rId7" cstate="print">
+                          <a:blip r:embed="rId9" cstate="print">
                             <a:extLst>
                               <a:ext uri="{28A0092B-C50C-407E-A947-70E740481C1C}">
                                 <a14:useLocalDpi xmlns:a14="http://schemas.microsoft.com/office/drawing/2010/main" val="0"/>
@@ -536,6 +627,11 @@
             <w:tcW w:w="7719" w:type="dxa"/>
           </w:tcPr>
           <w:p>
+            <w:pPr>
+              <w:rPr>
+                <w:rFonts w:hint="eastAsia"/>
+              </w:rPr>
+            </w:pPr>
             <w:r>
               <w:rPr>
                 <w:rFonts w:hint="eastAsia"/>
@@ -559,7 +655,7 @@
                           </pic:cNvPicPr>
                         </pic:nvPicPr>
                         <pic:blipFill>
-                          <a:blip r:embed="rId8" cstate="print">
+                          <a:blip r:embed="rId10" cstate="print">
                             <a:extLst>
                               <a:ext uri="{28A0092B-C50C-407E-A947-70E740481C1C}">
                                 <a14:useLocalDpi xmlns:a14="http://schemas.microsoft.com/office/drawing/2010/main" val="0"/>
@@ -628,7 +724,13 @@
           <w:tcPr>
             <w:tcW w:w="7719" w:type="dxa"/>
           </w:tcPr>
-          <w:p/>
+          <w:p>
+            <w:pPr>
+              <w:rPr>
+                <w:rFonts w:hint="eastAsia"/>
+              </w:rPr>
+            </w:pPr>
+          </w:p>
         </w:tc>
       </w:tr>
       <w:tr>
@@ -637,6 +739,11 @@
             <w:tcW w:w="7669" w:type="dxa"/>
           </w:tcPr>
           <w:p>
+            <w:pPr>
+              <w:rPr>
+                <w:rFonts w:hint="eastAsia"/>
+              </w:rPr>
+            </w:pPr>
             <w:r>
               <w:rPr>
                 <w:rFonts w:hint="eastAsia"/>
@@ -660,7 +767,7 @@
                           </pic:cNvPicPr>
                         </pic:nvPicPr>
                         <pic:blipFill>
-                          <a:blip r:embed="rId9" cstate="print">
+                          <a:blip r:embed="rId11" cstate="print">
                             <a:extLst>
                               <a:ext uri="{28A0092B-C50C-407E-A947-70E740481C1C}">
                                 <a14:useLocalDpi xmlns:a14="http://schemas.microsoft.com/office/drawing/2010/main" val="0"/>
@@ -698,6 +805,11 @@
             <w:tcW w:w="7719" w:type="dxa"/>
           </w:tcPr>
           <w:p>
+            <w:pPr>
+              <w:rPr>
+                <w:rFonts w:hint="eastAsia"/>
+              </w:rPr>
+            </w:pPr>
             <w:r>
               <w:rPr>
                 <w:rFonts w:hint="eastAsia"/>
@@ -721,7 +833,7 @@
                           </pic:cNvPicPr>
                         </pic:nvPicPr>
                         <pic:blipFill>
-                          <a:blip r:embed="rId10" cstate="print">
+                          <a:blip r:embed="rId12" cstate="print">
                             <a:extLst>
                               <a:ext uri="{28A0092B-C50C-407E-A947-70E740481C1C}">
                                 <a14:useLocalDpi xmlns:a14="http://schemas.microsoft.com/office/drawing/2010/main" val="0"/>
@@ -763,6 +875,7 @@
           <w:p>
             <w:pPr>
               <w:rPr>
+                <w:rFonts w:hint="eastAsia"/>
                 <w:noProof/>
               </w:rPr>
             </w:pPr>
@@ -770,6 +883,7 @@
           <w:p>
             <w:pPr>
               <w:rPr>
+                <w:rFonts w:hint="eastAsia"/>
                 <w:noProof/>
               </w:rPr>
             </w:pPr>
@@ -777,6 +891,7 @@
           <w:p>
             <w:pPr>
               <w:rPr>
+                <w:rFonts w:hint="eastAsia"/>
                 <w:noProof/>
               </w:rPr>
             </w:pPr>
@@ -784,6 +899,7 @@
           <w:p>
             <w:pPr>
               <w:rPr>
+                <w:rFonts w:hint="eastAsia"/>
                 <w:noProof/>
               </w:rPr>
             </w:pPr>
@@ -791,6 +907,7 @@
           <w:p>
             <w:pPr>
               <w:rPr>
+                <w:rFonts w:hint="eastAsia"/>
                 <w:noProof/>
               </w:rPr>
             </w:pPr>
@@ -836,6 +953,11 @@
             <w:tcW w:w="7669" w:type="dxa"/>
           </w:tcPr>
           <w:p>
+            <w:pPr>
+              <w:rPr>
+                <w:rFonts w:hint="eastAsia"/>
+              </w:rPr>
+            </w:pPr>
             <w:r>
               <w:rPr>
                 <w:rFonts w:hint="eastAsia"/>
@@ -859,7 +981,7 @@
                           </pic:cNvPicPr>
                         </pic:nvPicPr>
                         <pic:blipFill>
-                          <a:blip r:embed="rId11" cstate="print">
+                          <a:blip r:embed="rId13" cstate="print">
                             <a:extLst>
                               <a:ext uri="{28A0092B-C50C-407E-A947-70E740481C1C}">
                                 <a14:useLocalDpi xmlns:a14="http://schemas.microsoft.com/office/drawing/2010/main" val="0"/>
@@ -897,6 +1019,11 @@
             <w:tcW w:w="7719" w:type="dxa"/>
           </w:tcPr>
           <w:p>
+            <w:pPr>
+              <w:rPr>
+                <w:rFonts w:hint="eastAsia"/>
+              </w:rPr>
+            </w:pPr>
             <w:r>
               <w:rPr>
                 <w:rFonts w:hint="eastAsia"/>
@@ -920,7 +1047,7 @@
                           </pic:cNvPicPr>
                         </pic:nvPicPr>
                         <pic:blipFill>
-                          <a:blip r:embed="rId12" cstate="print">
+                          <a:blip r:embed="rId14" cstate="print">
                             <a:extLst>
                               <a:ext uri="{28A0092B-C50C-407E-A947-70E740481C1C}">
                                 <a14:useLocalDpi xmlns:a14="http://schemas.microsoft.com/office/drawing/2010/main" val="0"/>
@@ -955,48 +1082,12 @@
         </w:tc>
       </w:tr>
     </w:tbl>
-    <w:p/>
     <w:p>
-      <w:r>
-        <w:rPr>
-          <w:rFonts w:hint="eastAsia"/>
-        </w:rPr>
-        <w:t xml:space="preserve">In both tests I used </w:t>
-      </w:r>
-      <w:proofErr w:type="spellStart"/>
-      <w:r>
-        <w:rPr>
-          <w:rFonts w:hint="eastAsia"/>
-        </w:rPr>
-        <w:t>mcs</w:t>
-      </w:r>
-      <w:proofErr w:type="spellEnd"/>
-      <w:r>
-        <w:rPr>
-          <w:rFonts w:hint="eastAsia"/>
-        </w:rPr>
-        <w:t xml:space="preserve"> table 1 and </w:t>
-      </w:r>
-      <w:proofErr w:type="spellStart"/>
-      <w:r>
-        <w:rPr>
-          <w:rFonts w:hint="eastAsia"/>
-        </w:rPr>
-        <w:t>cqi</w:t>
-      </w:r>
-      <w:proofErr w:type="spellEnd"/>
-      <w:r>
-        <w:rPr>
-          <w:rFonts w:hint="eastAsia"/>
-        </w:rPr>
-        <w:t xml:space="preserve"> table 1, i.e. the most conserved selection. </w:t>
-      </w:r>
-      <w:r>
-        <w:rPr>
-          <w:rFonts w:hint="eastAsia"/>
-        </w:rPr>
-        <w:t>It might be a good idea to use table 3 for both, as the different in the two scenarios will be larger?</w:t>
-      </w:r>
+      <w:pPr>
+        <w:rPr>
+          <w:rFonts w:hint="eastAsia"/>
+        </w:rPr>
+      </w:pPr>
     </w:p>
     <w:p>
       <w:pPr>
@@ -1008,6 +1099,38 @@
         <w:rPr>
           <w:rFonts w:hint="eastAsia"/>
         </w:rPr>
+        <w:t>In both tests I used mc</w:t>
+      </w:r>
+      <w:r>
+        <w:rPr>
+          <w:rFonts w:hint="eastAsia"/>
+          <w:highlight w:val="yellow"/>
+        </w:rPr>
+        <w:t>s table 1 and cqi table 1,</w:t>
+      </w:r>
+      <w:r>
+        <w:rPr>
+          <w:rFonts w:hint="eastAsia"/>
+        </w:rPr>
+        <w:t xml:space="preserve"> i.e. the most conserved selection. </w:t>
+      </w:r>
+      <w:r>
+        <w:rPr>
+          <w:rFonts w:hint="eastAsia"/>
+        </w:rPr>
+        <w:t>It might be a good idea to use table 3 for both, as the different in the two scenarios will be larger?</w:t>
+      </w:r>
+    </w:p>
+    <w:p>
+      <w:pPr>
+        <w:rPr>
+          <w:rFonts w:hint="eastAsia"/>
+        </w:rPr>
+      </w:pPr>
+      <w:r>
+        <w:rPr>
+          <w:rFonts w:hint="eastAsia"/>
+        </w:rPr>
         <w:t xml:space="preserve">Also need to use at least 1000 Frames to achieve a </w:t>
       </w:r>
       <w:r>
@@ -1029,15 +1152,68 @@
         <w:t xml:space="preserve"> result</w:t>
       </w:r>
     </w:p>
-    <w:p/>
-    <w:p/>
-    <w:p/>
-    <w:p/>
-    <w:p/>
-    <w:p/>
-    <w:p/>
-    <w:p/>
     <w:p>
+      <w:pPr>
+        <w:rPr>
+          <w:rFonts w:hint="eastAsia"/>
+        </w:rPr>
+      </w:pPr>
+    </w:p>
+    <w:p>
+      <w:pPr>
+        <w:rPr>
+          <w:rFonts w:hint="eastAsia"/>
+        </w:rPr>
+      </w:pPr>
+    </w:p>
+    <w:p>
+      <w:pPr>
+        <w:rPr>
+          <w:rFonts w:hint="eastAsia"/>
+        </w:rPr>
+      </w:pPr>
+    </w:p>
+    <w:p>
+      <w:pPr>
+        <w:rPr>
+          <w:rFonts w:hint="eastAsia"/>
+        </w:rPr>
+      </w:pPr>
+    </w:p>
+    <w:p>
+      <w:pPr>
+        <w:rPr>
+          <w:rFonts w:hint="eastAsia"/>
+        </w:rPr>
+      </w:pPr>
+    </w:p>
+    <w:p>
+      <w:pPr>
+        <w:rPr>
+          <w:rFonts w:hint="eastAsia"/>
+        </w:rPr>
+      </w:pPr>
+    </w:p>
+    <w:p>
+      <w:pPr>
+        <w:rPr>
+          <w:rFonts w:hint="eastAsia"/>
+        </w:rPr>
+      </w:pPr>
+    </w:p>
+    <w:p>
+      <w:pPr>
+        <w:rPr>
+          <w:rFonts w:hint="eastAsia"/>
+        </w:rPr>
+      </w:pPr>
+    </w:p>
+    <w:p>
+      <w:pPr>
+        <w:rPr>
+          <w:rFonts w:hint="eastAsia"/>
+        </w:rPr>
+      </w:pPr>
       <w:r>
         <w:rPr>
           <w:rFonts w:hint="eastAsia"/>
@@ -1165,7 +1341,7 @@
                           </pic:cNvPicPr>
                         </pic:nvPicPr>
                         <pic:blipFill>
-                          <a:blip r:embed="rId5" cstate="print">
+                          <a:blip r:embed="rId7" cstate="print">
                             <a:extLst>
                               <a:ext uri="{28A0092B-C50C-407E-A947-70E740481C1C}">
                                 <a14:useLocalDpi xmlns:a14="http://schemas.microsoft.com/office/drawing/2010/main" val="0"/>
@@ -1209,6 +1385,9 @@
               </w:rPr>
             </w:pPr>
             <w:r>
+              <w:rPr>
+                <w:noProof/>
+              </w:rPr>
               <w:drawing>
                 <wp:inline distT="0" distB="0" distL="0" distR="0" wp14:anchorId="1296677D" wp14:editId="6AC40203">
                   <wp:extent cx="4985568" cy="2609021"/>
@@ -1225,7 +1404,7 @@
                           <pic:cNvPicPr/>
                         </pic:nvPicPr>
                         <pic:blipFill>
-                          <a:blip r:embed="rId13"/>
+                          <a:blip r:embed="rId15"/>
                           <a:stretch>
                             <a:fillRect/>
                           </a:stretch>
@@ -1256,86 +1435,106 @@
           <w:p>
             <w:pPr>
               <w:rPr>
-                <w:b/>
-                <w:bCs/>
-              </w:rPr>
-            </w:pPr>
-          </w:p>
-          <w:p>
-            <w:pPr>
-              <w:rPr>
-                <w:b/>
-                <w:bCs/>
-              </w:rPr>
-            </w:pPr>
-          </w:p>
-          <w:p>
-            <w:pPr>
-              <w:rPr>
-                <w:b/>
-                <w:bCs/>
-              </w:rPr>
-            </w:pPr>
-          </w:p>
-          <w:p>
-            <w:pPr>
-              <w:rPr>
-                <w:b/>
-                <w:bCs/>
-              </w:rPr>
-            </w:pPr>
-          </w:p>
-          <w:p>
-            <w:pPr>
-              <w:rPr>
-                <w:b/>
-                <w:bCs/>
-              </w:rPr>
-            </w:pPr>
-          </w:p>
-          <w:p>
-            <w:pPr>
-              <w:rPr>
-                <w:b/>
-                <w:bCs/>
-              </w:rPr>
-            </w:pPr>
-          </w:p>
-          <w:p>
-            <w:pPr>
-              <w:rPr>
-                <w:b/>
-                <w:bCs/>
-              </w:rPr>
-            </w:pPr>
-          </w:p>
-          <w:p>
-            <w:pPr>
-              <w:rPr>
-                <w:b/>
-                <w:bCs/>
-              </w:rPr>
-            </w:pPr>
-          </w:p>
-          <w:p>
-            <w:pPr>
-              <w:rPr>
-                <w:b/>
-                <w:bCs/>
-              </w:rPr>
-            </w:pPr>
-          </w:p>
-          <w:p>
-            <w:pPr>
-              <w:rPr>
-                <w:b/>
-                <w:bCs/>
-              </w:rPr>
-            </w:pPr>
-          </w:p>
-          <w:p>
-            <w:pPr>
-              <w:rPr>
+                <w:rFonts w:hint="eastAsia"/>
+                <w:b/>
+                <w:bCs/>
+              </w:rPr>
+            </w:pPr>
+          </w:p>
+          <w:p>
+            <w:pPr>
+              <w:rPr>
+                <w:rFonts w:hint="eastAsia"/>
+                <w:b/>
+                <w:bCs/>
+              </w:rPr>
+            </w:pPr>
+          </w:p>
+          <w:p>
+            <w:pPr>
+              <w:rPr>
+                <w:rFonts w:hint="eastAsia"/>
+                <w:b/>
+                <w:bCs/>
+              </w:rPr>
+            </w:pPr>
+          </w:p>
+          <w:p>
+            <w:pPr>
+              <w:rPr>
+                <w:rFonts w:hint="eastAsia"/>
+                <w:b/>
+                <w:bCs/>
+              </w:rPr>
+            </w:pPr>
+          </w:p>
+          <w:p>
+            <w:pPr>
+              <w:rPr>
+                <w:rFonts w:hint="eastAsia"/>
+                <w:b/>
+                <w:bCs/>
+              </w:rPr>
+            </w:pPr>
+          </w:p>
+          <w:p>
+            <w:pPr>
+              <w:rPr>
+                <w:rFonts w:hint="eastAsia"/>
+                <w:b/>
+                <w:bCs/>
+              </w:rPr>
+            </w:pPr>
+          </w:p>
+          <w:p>
+            <w:pPr>
+              <w:rPr>
+                <w:rFonts w:hint="eastAsia"/>
+                <w:b/>
+                <w:bCs/>
+              </w:rPr>
+            </w:pPr>
+          </w:p>
+          <w:p>
+            <w:pPr>
+              <w:rPr>
+                <w:rFonts w:hint="eastAsia"/>
+                <w:b/>
+                <w:bCs/>
+              </w:rPr>
+            </w:pPr>
+          </w:p>
+          <w:p>
+            <w:pPr>
+              <w:rPr>
+                <w:rFonts w:hint="eastAsia"/>
+                <w:b/>
+                <w:bCs/>
+              </w:rPr>
+            </w:pPr>
+          </w:p>
+          <w:p>
+            <w:pPr>
+              <w:rPr>
+                <w:rFonts w:hint="eastAsia"/>
+                <w:b/>
+                <w:bCs/>
+              </w:rPr>
+            </w:pPr>
+          </w:p>
+          <w:p>
+            <w:pPr>
+              <w:rPr>
+                <w:rFonts w:hint="eastAsia"/>
+                <w:b/>
+                <w:bCs/>
+              </w:rPr>
+            </w:pPr>
+          </w:p>
+          <w:p>
+            <w:pPr>
+              <w:rPr>
+                <w:rFonts w:hint="eastAsia"/>
                 <w:b/>
                 <w:bCs/>
               </w:rPr>
@@ -1393,17 +1592,83 @@
           <w:tcPr>
             <w:tcW w:w="7719" w:type="dxa"/>
           </w:tcPr>
-          <w:p/>
-          <w:p/>
-          <w:p/>
-          <w:p/>
-          <w:p/>
-          <w:p/>
-          <w:p/>
-          <w:p/>
-          <w:p/>
-          <w:p/>
-          <w:p/>
+          <w:p>
+            <w:pPr>
+              <w:rPr>
+                <w:rFonts w:hint="eastAsia"/>
+              </w:rPr>
+            </w:pPr>
+          </w:p>
+          <w:p>
+            <w:pPr>
+              <w:rPr>
+                <w:rFonts w:hint="eastAsia"/>
+              </w:rPr>
+            </w:pPr>
+          </w:p>
+          <w:p>
+            <w:pPr>
+              <w:rPr>
+                <w:rFonts w:hint="eastAsia"/>
+              </w:rPr>
+            </w:pPr>
+          </w:p>
+          <w:p>
+            <w:pPr>
+              <w:rPr>
+                <w:rFonts w:hint="eastAsia"/>
+              </w:rPr>
+            </w:pPr>
+          </w:p>
+          <w:p>
+            <w:pPr>
+              <w:rPr>
+                <w:rFonts w:hint="eastAsia"/>
+              </w:rPr>
+            </w:pPr>
+          </w:p>
+          <w:p>
+            <w:pPr>
+              <w:rPr>
+                <w:rFonts w:hint="eastAsia"/>
+              </w:rPr>
+            </w:pPr>
+          </w:p>
+          <w:p>
+            <w:pPr>
+              <w:rPr>
+                <w:rFonts w:hint="eastAsia"/>
+              </w:rPr>
+            </w:pPr>
+          </w:p>
+          <w:p>
+            <w:pPr>
+              <w:rPr>
+                <w:rFonts w:hint="eastAsia"/>
+              </w:rPr>
+            </w:pPr>
+          </w:p>
+          <w:p>
+            <w:pPr>
+              <w:rPr>
+                <w:rFonts w:hint="eastAsia"/>
+              </w:rPr>
+            </w:pPr>
+          </w:p>
+          <w:p>
+            <w:pPr>
+              <w:rPr>
+                <w:rFonts w:hint="eastAsia"/>
+              </w:rPr>
+            </w:pPr>
+          </w:p>
+          <w:p>
+            <w:pPr>
+              <w:rPr>
+                <w:rFonts w:hint="eastAsia"/>
+              </w:rPr>
+            </w:pPr>
+          </w:p>
           <w:p>
             <w:pPr>
               <w:rPr>
@@ -1419,6 +1684,11 @@
             <w:tcW w:w="7669" w:type="dxa"/>
           </w:tcPr>
           <w:p>
+            <w:pPr>
+              <w:rPr>
+                <w:rFonts w:hint="eastAsia"/>
+              </w:rPr>
+            </w:pPr>
             <w:r>
               <w:rPr>
                 <w:noProof/>
@@ -1442,7 +1712,7 @@
                           </pic:cNvPicPr>
                         </pic:nvPicPr>
                         <pic:blipFill>
-                          <a:blip r:embed="rId7" cstate="print">
+                          <a:blip r:embed="rId9" cstate="print">
                             <a:extLst>
                               <a:ext uri="{28A0092B-C50C-407E-A947-70E740481C1C}">
                                 <a14:useLocalDpi xmlns:a14="http://schemas.microsoft.com/office/drawing/2010/main" val="0"/>
@@ -1480,7 +1750,15 @@
             <w:tcW w:w="7719" w:type="dxa"/>
           </w:tcPr>
           <w:p>
+            <w:pPr>
+              <w:rPr>
+                <w:rFonts w:hint="eastAsia"/>
+              </w:rPr>
+            </w:pPr>
             <w:r>
+              <w:rPr>
+                <w:noProof/>
+              </w:rPr>
               <w:drawing>
                 <wp:inline distT="0" distB="0" distL="0" distR="0" wp14:anchorId="78688939" wp14:editId="350ED0B7">
                   <wp:extent cx="4909895" cy="2547100"/>
@@ -1497,7 +1775,7 @@
                           <pic:cNvPicPr/>
                         </pic:nvPicPr>
                         <pic:blipFill>
-                          <a:blip r:embed="rId14"/>
+                          <a:blip r:embed="rId16"/>
                           <a:stretch>
                             <a:fillRect/>
                           </a:stretch>
@@ -1547,7 +1825,13 @@
           <w:tcPr>
             <w:tcW w:w="7719" w:type="dxa"/>
           </w:tcPr>
-          <w:p/>
+          <w:p>
+            <w:pPr>
+              <w:rPr>
+                <w:rFonts w:hint="eastAsia"/>
+              </w:rPr>
+            </w:pPr>
+          </w:p>
         </w:tc>
       </w:tr>
       <w:tr>
@@ -1556,6 +1840,11 @@
             <w:tcW w:w="7669" w:type="dxa"/>
           </w:tcPr>
           <w:p>
+            <w:pPr>
+              <w:rPr>
+                <w:rFonts w:hint="eastAsia"/>
+              </w:rPr>
+            </w:pPr>
             <w:r>
               <w:rPr>
                 <w:rFonts w:hint="eastAsia"/>
@@ -1579,7 +1868,7 @@
                           </pic:cNvPicPr>
                         </pic:nvPicPr>
                         <pic:blipFill>
-                          <a:blip r:embed="rId9" cstate="print">
+                          <a:blip r:embed="rId11" cstate="print">
                             <a:extLst>
                               <a:ext uri="{28A0092B-C50C-407E-A947-70E740481C1C}">
                                 <a14:useLocalDpi xmlns:a14="http://schemas.microsoft.com/office/drawing/2010/main" val="0"/>
@@ -1617,7 +1906,15 @@
             <w:tcW w:w="7719" w:type="dxa"/>
           </w:tcPr>
           <w:p>
+            <w:pPr>
+              <w:rPr>
+                <w:rFonts w:hint="eastAsia"/>
+              </w:rPr>
+            </w:pPr>
             <w:r>
+              <w:rPr>
+                <w:noProof/>
+              </w:rPr>
               <w:drawing>
                 <wp:inline distT="0" distB="0" distL="0" distR="0" wp14:anchorId="6AFA7CA0" wp14:editId="53C3D80C">
                   <wp:extent cx="4606376" cy="2455757"/>
@@ -1634,7 +1931,7 @@
                           <pic:cNvPicPr/>
                         </pic:nvPicPr>
                         <pic:blipFill>
-                          <a:blip r:embed="rId15"/>
+                          <a:blip r:embed="rId17"/>
                           <a:stretch>
                             <a:fillRect/>
                           </a:stretch>
@@ -1665,6 +1962,7 @@
           <w:p>
             <w:pPr>
               <w:rPr>
+                <w:rFonts w:hint="eastAsia"/>
                 <w:noProof/>
               </w:rPr>
             </w:pPr>
@@ -1672,6 +1970,7 @@
           <w:p>
             <w:pPr>
               <w:rPr>
+                <w:rFonts w:hint="eastAsia"/>
                 <w:noProof/>
               </w:rPr>
             </w:pPr>
@@ -1679,6 +1978,7 @@
           <w:p>
             <w:pPr>
               <w:rPr>
+                <w:rFonts w:hint="eastAsia"/>
                 <w:noProof/>
               </w:rPr>
             </w:pPr>
@@ -1686,6 +1986,7 @@
           <w:p>
             <w:pPr>
               <w:rPr>
+                <w:rFonts w:hint="eastAsia"/>
                 <w:noProof/>
               </w:rPr>
             </w:pPr>
@@ -1693,6 +1994,7 @@
           <w:p>
             <w:pPr>
               <w:rPr>
+                <w:rFonts w:hint="eastAsia"/>
                 <w:noProof/>
               </w:rPr>
             </w:pPr>
@@ -1737,6 +2039,11 @@
             <w:tcW w:w="7669" w:type="dxa"/>
           </w:tcPr>
           <w:p>
+            <w:pPr>
+              <w:rPr>
+                <w:rFonts w:hint="eastAsia"/>
+              </w:rPr>
+            </w:pPr>
             <w:r>
               <w:rPr>
                 <w:rFonts w:hint="eastAsia"/>
@@ -1761,7 +2068,7 @@
                           </pic:cNvPicPr>
                         </pic:nvPicPr>
                         <pic:blipFill>
-                          <a:blip r:embed="rId11" cstate="print">
+                          <a:blip r:embed="rId13" cstate="print">
                             <a:extLst>
                               <a:ext uri="{28A0092B-C50C-407E-A947-70E740481C1C}">
                                 <a14:useLocalDpi xmlns:a14="http://schemas.microsoft.com/office/drawing/2010/main" val="0"/>
@@ -1799,7 +2106,15 @@
             <w:tcW w:w="7719" w:type="dxa"/>
           </w:tcPr>
           <w:p>
+            <w:pPr>
+              <w:rPr>
+                <w:rFonts w:hint="eastAsia"/>
+              </w:rPr>
+            </w:pPr>
             <w:r>
+              <w:rPr>
+                <w:noProof/>
+              </w:rPr>
               <w:drawing>
                 <wp:inline distT="0" distB="0" distL="0" distR="0" wp14:anchorId="5F937B90" wp14:editId="2A826BEB">
                   <wp:extent cx="4629428" cy="2433171"/>
@@ -1816,7 +2131,7 @@
                           <pic:cNvPicPr/>
                         </pic:nvPicPr>
                         <pic:blipFill>
-                          <a:blip r:embed="rId16"/>
+                          <a:blip r:embed="rId18"/>
                           <a:stretch>
                             <a:fillRect/>
                           </a:stretch>
@@ -1846,6 +2161,457 @@
           <w:rFonts w:hint="eastAsia"/>
         </w:rPr>
       </w:pPr>
+      <w:r>
+        <w:rPr>
+          <w:rFonts w:hint="eastAsia"/>
+          <w:highlight w:val="yellow"/>
+        </w:rPr>
+        <w:t>Why not using layer 3,4</w:t>
+      </w:r>
+    </w:p>
+    <w:p>
+      <w:pPr>
+        <w:rPr>
+          <w:rFonts w:hint="eastAsia"/>
+        </w:rPr>
+      </w:pPr>
+      <w:r>
+        <w:rPr>
+          <w:rFonts w:hint="eastAsia"/>
+        </w:rPr>
+        <w:t>Also, if fixed the layer to 4:</w:t>
+      </w:r>
+      <w:r>
+        <w:rPr>
+          <w:rFonts w:hint="eastAsia"/>
+        </w:rPr>
+        <w:t xml:space="preserve"> </w:t>
+      </w:r>
+    </w:p>
+    <w:p>
+      <w:pPr>
+        <w:pStyle w:val="a9"/>
+        <w:numPr>
+          <w:ilvl w:val="0"/>
+          <w:numId w:val="2"/>
+        </w:numPr>
+        <w:rPr>
+          <w:rFonts w:hint="eastAsia"/>
+        </w:rPr>
+      </w:pPr>
+      <w:r>
+        <w:rPr>
+          <w:rFonts w:hint="eastAsia"/>
+          <w:highlight w:val="yellow"/>
+        </w:rPr>
+        <w:t>Whats the point of going layer &gt;2</w:t>
+      </w:r>
+      <w:r>
+        <w:rPr>
+          <w:rFonts w:hint="eastAsia"/>
+          <w:highlight w:val="yellow"/>
+        </w:rPr>
+        <w:t>, ideally four layers four MCS/TCR</w:t>
+      </w:r>
+      <w:r>
+        <w:rPr>
+          <w:highlight w:val="yellow"/>
+        </w:rPr>
+        <w:t>…</w:t>
+      </w:r>
+      <w:r>
+        <w:rPr>
+          <w:rFonts w:hint="eastAsia"/>
+          <w:highlight w:val="yellow"/>
+        </w:rPr>
+        <w:t>, but naturally we fixed. So first layer -&gt; four layers gradually getting more conserv</w:t>
+      </w:r>
+      <w:r>
+        <w:rPr>
+          <w:rFonts w:hint="eastAsia"/>
+          <w:highlight w:val="yellow"/>
+        </w:rPr>
+        <w:t>ative</w:t>
+      </w:r>
+      <w:r>
+        <w:rPr>
+          <w:rFonts w:hint="eastAsia"/>
+          <w:highlight w:val="yellow"/>
+        </w:rPr>
+        <w:t>. But now they are like a bundle, so 4 layers &lt;&lt; 2 layers, more conserved and worse off at the end.</w:t>
+      </w:r>
+      <w:r>
+        <w:rPr>
+          <w:rFonts w:hint="eastAsia"/>
+        </w:rPr>
+        <w:t xml:space="preserve"> </w:t>
+      </w:r>
+    </w:p>
+    <w:p>
+      <w:pPr>
+        <w:pStyle w:val="a9"/>
+        <w:numPr>
+          <w:ilvl w:val="1"/>
+          <w:numId w:val="2"/>
+        </w:numPr>
+        <w:rPr>
+          <w:rFonts w:hint="eastAsia"/>
+        </w:rPr>
+      </w:pPr>
+      <w:r>
+        <w:t>iPhone</w:t>
+      </w:r>
+      <w:r>
+        <w:rPr>
+          <w:rFonts w:hint="eastAsia"/>
+        </w:rPr>
+        <w:t xml:space="preserve"> has 4*4 </w:t>
+      </w:r>
+    </w:p>
+    <w:p>
+      <w:pPr>
+        <w:rPr>
+          <w:rFonts w:hint="eastAsia"/>
+        </w:rPr>
+      </w:pPr>
+      <w:r>
+        <w:rPr>
+          <w:rFonts w:hint="eastAsia"/>
+          <w:highlight w:val="yellow"/>
+        </w:rPr>
+        <w:t xml:space="preserve">2) </w:t>
+      </w:r>
+      <w:r>
+        <w:rPr>
+          <w:rFonts w:hint="eastAsia"/>
+          <w:highlight w:val="yellow"/>
+        </w:rPr>
+        <w:t>TDL means all layer has the same form -&gt; if redo, layer 1-&gt;4 have not much difference!</w:t>
+      </w:r>
+      <w:r>
+        <w:rPr>
+          <w:rFonts w:hint="eastAsia"/>
+        </w:rPr>
+        <w:t xml:space="preserve"> </w:t>
+      </w:r>
+    </w:p>
+    <w:p>
+      <w:pPr>
+        <w:rPr>
+          <w:rFonts w:hint="eastAsia"/>
+        </w:rPr>
+      </w:pPr>
+      <w:r>
+        <w:rPr>
+          <w:rFonts w:hint="eastAsia"/>
+          <w:highlight w:val="yellow"/>
+        </w:rPr>
+        <w:t>3)</w:t>
+      </w:r>
+      <w:r>
+        <w:rPr>
+          <w:rFonts w:hint="eastAsia"/>
+        </w:rPr>
+        <w:t xml:space="preserve"> </w:t>
+      </w:r>
+      <w:r>
+        <w:rPr>
+          <w:rFonts w:hint="eastAsia"/>
+          <w:highlight w:val="yellow"/>
+        </w:rPr>
+        <w:t>for csi density, should try to find max. point in between not at two ends hopefully</w:t>
+      </w:r>
+      <w:r>
+        <w:rPr>
+          <w:rFonts w:hint="eastAsia"/>
+        </w:rPr>
+        <w:t xml:space="preserve"> </w:t>
+      </w:r>
+    </w:p>
+    <w:p>
+      <w:pPr>
+        <w:rPr>
+          <w:rFonts w:hint="eastAsia"/>
+        </w:rPr>
+      </w:pPr>
+      <w:r>
+        <w:rPr>
+          <w:rFonts w:hint="eastAsia"/>
+        </w:rPr>
+        <w:t xml:space="preserve">4) table 1, 3 </w:t>
+      </w:r>
+      <w:r>
+        <w:rPr>
+          <w:rFonts w:hint="eastAsia"/>
+        </w:rPr>
+        <w:t xml:space="preserve">cqi and mcs table </w:t>
+      </w:r>
+    </w:p>
+    <w:tbl>
+      <w:tblPr>
+        <w:tblStyle w:val="ae"/>
+        <w:tblW w:w="0" w:type="auto"/>
+        <w:tblLook w:val="04A0" w:firstRow="1" w:lastRow="0" w:firstColumn="1" w:lastColumn="0" w:noHBand="0" w:noVBand="1"/>
+      </w:tblPr>
+      <w:tblGrid>
+        <w:gridCol w:w="8020"/>
+        <w:gridCol w:w="7368"/>
+      </w:tblGrid>
+      <w:tr>
+        <w:tc>
+          <w:tcPr>
+            <w:tcW w:w="7694" w:type="dxa"/>
+          </w:tcPr>
+          <w:p>
+            <w:pPr>
+              <w:rPr>
+                <w:rFonts w:hint="eastAsia"/>
+              </w:rPr>
+            </w:pPr>
+            <w:r>
+              <w:rPr>
+                <w:noProof/>
+              </w:rPr>
+              <w:lastRenderedPageBreak/>
+              <w:drawing>
+                <wp:inline distT="0" distB="0" distL="0" distR="0" wp14:anchorId="4F8B8C3F" wp14:editId="6A134193">
+                  <wp:extent cx="4604597" cy="3038831"/>
+                  <wp:effectExtent l="0" t="0" r="5715" b="9525"/>
+                  <wp:docPr id="1587206378" name="图片 1"/>
+                  <wp:cNvGraphicFramePr>
+                    <a:graphicFrameLocks xmlns:a="http://schemas.openxmlformats.org/drawingml/2006/main" noChangeAspect="1"/>
+                  </wp:cNvGraphicFramePr>
+                  <a:graphic xmlns:a="http://schemas.openxmlformats.org/drawingml/2006/main">
+                    <a:graphicData uri="http://schemas.openxmlformats.org/drawingml/2006/picture">
+                      <pic:pic xmlns:pic="http://schemas.openxmlformats.org/drawingml/2006/picture">
+                        <pic:nvPicPr>
+                          <pic:cNvPr id="1587206378" name=""/>
+                          <pic:cNvPicPr/>
+                        </pic:nvPicPr>
+                        <pic:blipFill>
+                          <a:blip r:embed="rId19"/>
+                          <a:stretch>
+                            <a:fillRect/>
+                          </a:stretch>
+                        </pic:blipFill>
+                        <pic:spPr>
+                          <a:xfrm>
+                            <a:off x="0" y="0"/>
+                            <a:ext cx="4612671" cy="3044160"/>
+                          </a:xfrm>
+                          <a:prstGeom prst="rect">
+                            <a:avLst/>
+                          </a:prstGeom>
+                        </pic:spPr>
+                      </pic:pic>
+                    </a:graphicData>
+                  </a:graphic>
+                </wp:inline>
+              </w:drawing>
+            </w:r>
+          </w:p>
+        </w:tc>
+        <w:tc>
+          <w:tcPr>
+            <w:tcW w:w="7694" w:type="dxa"/>
+          </w:tcPr>
+          <w:p>
+            <w:pPr>
+              <w:rPr>
+                <w:rFonts w:hint="eastAsia"/>
+              </w:rPr>
+            </w:pPr>
+            <w:r>
+              <w:rPr>
+                <w:noProof/>
+              </w:rPr>
+              <w:drawing>
+                <wp:inline distT="0" distB="0" distL="0" distR="0" wp14:anchorId="1E0E5F85" wp14:editId="3A1D607A">
+                  <wp:extent cx="4591897" cy="3013153"/>
+                  <wp:effectExtent l="0" t="0" r="0" b="0"/>
+                  <wp:docPr id="1600259449" name="图片 1"/>
+                  <wp:cNvGraphicFramePr>
+                    <a:graphicFrameLocks xmlns:a="http://schemas.openxmlformats.org/drawingml/2006/main" noChangeAspect="1"/>
+                  </wp:cNvGraphicFramePr>
+                  <a:graphic xmlns:a="http://schemas.openxmlformats.org/drawingml/2006/main">
+                    <a:graphicData uri="http://schemas.openxmlformats.org/drawingml/2006/picture">
+                      <pic:pic xmlns:pic="http://schemas.openxmlformats.org/drawingml/2006/picture">
+                        <pic:nvPicPr>
+                          <pic:cNvPr id="1600259449" name=""/>
+                          <pic:cNvPicPr/>
+                        </pic:nvPicPr>
+                        <pic:blipFill>
+                          <a:blip r:embed="rId20"/>
+                          <a:stretch>
+                            <a:fillRect/>
+                          </a:stretch>
+                        </pic:blipFill>
+                        <pic:spPr>
+                          <a:xfrm>
+                            <a:off x="0" y="0"/>
+                            <a:ext cx="4607500" cy="3023391"/>
+                          </a:xfrm>
+                          <a:prstGeom prst="rect">
+                            <a:avLst/>
+                          </a:prstGeom>
+                        </pic:spPr>
+                      </pic:pic>
+                    </a:graphicData>
+                  </a:graphic>
+                </wp:inline>
+              </w:drawing>
+            </w:r>
+          </w:p>
+        </w:tc>
+      </w:tr>
+      <w:tr>
+        <w:tc>
+          <w:tcPr>
+            <w:tcW w:w="7694" w:type="dxa"/>
+          </w:tcPr>
+          <w:p>
+            <w:pPr>
+              <w:rPr>
+                <w:rFonts w:hint="eastAsia"/>
+              </w:rPr>
+            </w:pPr>
+            <w:r>
+              <w:rPr>
+                <w:noProof/>
+              </w:rPr>
+              <w:drawing>
+                <wp:inline distT="0" distB="0" distL="0" distR="0" wp14:anchorId="7029396D" wp14:editId="0CE53354">
+                  <wp:extent cx="5006764" cy="3219702"/>
+                  <wp:effectExtent l="0" t="0" r="3810" b="0"/>
+                  <wp:docPr id="1323537359" name="图片 1"/>
+                  <wp:cNvGraphicFramePr>
+                    <a:graphicFrameLocks xmlns:a="http://schemas.openxmlformats.org/drawingml/2006/main" noChangeAspect="1"/>
+                  </wp:cNvGraphicFramePr>
+                  <a:graphic xmlns:a="http://schemas.openxmlformats.org/drawingml/2006/main">
+                    <a:graphicData uri="http://schemas.openxmlformats.org/drawingml/2006/picture">
+                      <pic:pic xmlns:pic="http://schemas.openxmlformats.org/drawingml/2006/picture">
+                        <pic:nvPicPr>
+                          <pic:cNvPr id="1323537359" name=""/>
+                          <pic:cNvPicPr/>
+                        </pic:nvPicPr>
+                        <pic:blipFill>
+                          <a:blip r:embed="rId21"/>
+                          <a:stretch>
+                            <a:fillRect/>
+                          </a:stretch>
+                        </pic:blipFill>
+                        <pic:spPr>
+                          <a:xfrm>
+                            <a:off x="0" y="0"/>
+                            <a:ext cx="5026274" cy="3232248"/>
+                          </a:xfrm>
+                          <a:prstGeom prst="rect">
+                            <a:avLst/>
+                          </a:prstGeom>
+                        </pic:spPr>
+                      </pic:pic>
+                    </a:graphicData>
+                  </a:graphic>
+                </wp:inline>
+              </w:drawing>
+            </w:r>
+          </w:p>
+        </w:tc>
+        <w:tc>
+          <w:tcPr>
+            <w:tcW w:w="7694" w:type="dxa"/>
+          </w:tcPr>
+          <w:p>
+            <w:pPr>
+              <w:rPr>
+                <w:rFonts w:hint="eastAsia"/>
+              </w:rPr>
+            </w:pPr>
+            <w:r>
+              <w:rPr>
+                <w:rFonts w:hint="eastAsia"/>
+              </w:rPr>
+              <w:t>/</w:t>
+            </w:r>
+          </w:p>
+        </w:tc>
+      </w:tr>
+    </w:tbl>
+    <w:p>
+      <w:pPr>
+        <w:rPr>
+          <w:rFonts w:hint="eastAsia"/>
+        </w:rPr>
+      </w:pPr>
+    </w:p>
+    <w:p>
+      <w:pPr>
+        <w:rPr>
+          <w:rFonts w:hint="eastAsia"/>
+        </w:rPr>
+      </w:pPr>
+    </w:p>
+    <w:p>
+      <w:pPr>
+        <w:rPr>
+          <w:rFonts w:hint="eastAsia"/>
+        </w:rPr>
+      </w:pPr>
+      <w:r>
+        <w:rPr>
+          <w:rFonts w:hint="eastAsia"/>
+        </w:rPr>
+        <w:t xml:space="preserve">Essay: unstable channel between time [Robert Gallager] </w:t>
+      </w:r>
+      <w:r>
+        <w:t>“</w:t>
+      </w:r>
+      <w:r>
+        <w:rPr>
+          <w:rFonts w:hint="eastAsia"/>
+        </w:rPr>
+        <w:t>fuse on 6G</w:t>
+      </w:r>
+      <w:r>
+        <w:t>”</w:t>
+      </w:r>
+      <w:r>
+        <w:rPr>
+          <w:rFonts w:hint="eastAsia"/>
+        </w:rPr>
+        <w:t xml:space="preserve"> CSI </w:t>
+      </w:r>
+      <w:r>
+        <w:rPr>
+          <w:rFonts w:hint="eastAsia"/>
+        </w:rPr>
+        <w:t>variability of channel</w:t>
+      </w:r>
+    </w:p>
+    <w:p>
+      <w:pPr>
+        <w:rPr>
+          <w:rFonts w:hint="eastAsia"/>
+        </w:rPr>
+      </w:pPr>
+      <w:r>
+        <w:rPr>
+          <w:rFonts w:hint="eastAsia"/>
+        </w:rPr>
+        <w:t xml:space="preserve">Type 1 &amp; eType 2 </w:t>
+      </w:r>
+      <w:r>
+        <w:rPr>
+          <w:rFonts w:hint="eastAsia"/>
+        </w:rPr>
+        <w:t xml:space="preserve">seems </w:t>
+      </w:r>
+      <w:r>
+        <w:rPr>
+          <w:rFonts w:hint="eastAsia"/>
+        </w:rPr>
+        <w:t xml:space="preserve">no difference </w:t>
+      </w:r>
     </w:p>
     <w:sectPr>
       <w:pgSz w:w="16838" w:h="11906" w:orient="landscape"/>
@@ -1857,9 +2623,160 @@
 </w:document>
 </file>
 
+<file path=word/endnotes.xml><?xml version="1.0" encoding="utf-8"?>
+<w:endnotes xmlns:wpc="http://schemas.microsoft.com/office/word/2010/wordprocessingCanvas" xmlns:cx="http://schemas.microsoft.com/office/drawing/2014/chartex" xmlns:cx1="http://schemas.microsoft.com/office/drawing/2015/9/8/chartex" xmlns:cx2="http://schemas.microsoft.com/office/drawing/2015/10/21/chartex" xmlns:cx3="http://schemas.microsoft.com/office/drawing/2016/5/9/chartex" xmlns:cx4="http://schemas.microsoft.com/office/drawing/2016/5/10/chartex" xmlns:cx5="http://schemas.microsoft.com/office/drawing/2016/5/11/chartex" xmlns:cx6="http://schemas.microsoft.com/office/drawing/2016/5/12/chartex" xmlns:cx7="http://schemas.microsoft.com/office/drawing/2016/5/13/chartex" xmlns:cx8="http://schemas.microsoft.com/office/drawing/2016/5/14/chartex" xmlns:mc="http://schemas.openxmlformats.org/markup-compatibility/2006" xmlns:aink="http://schemas.microsoft.com/office/drawing/2016/ink" xmlns:am3d="http://schemas.microsoft.com/office/drawing/2017/model3d" xmlns:o="urn:schemas-microsoft-com:office:office" xmlns:oel="http://schemas.microsoft.com/office/2019/extlst" xmlns:r="http://schemas.openxmlformats.org/officeDocument/2006/relationships" xmlns:m="http://schemas.openxmlformats.org/officeDocument/2006/math" xmlns:v="urn:schemas-microsoft-com:vml" xmlns:wp14="http://schemas.microsoft.com/office/word/2010/wordprocessingDrawing" xmlns:wp="http://schemas.openxmlformats.org/drawingml/2006/wordprocessingDrawing" xmlns:w10="urn:schemas-microsoft-com:office:word" xmlns:w="http://schemas.openxmlformats.org/wordprocessingml/2006/main" xmlns:w14="http://schemas.microsoft.com/office/word/2010/wordml" xmlns:w15="http://schemas.microsoft.com/office/word/2012/wordml" xmlns:w16cex="http://schemas.microsoft.com/office/word/2018/wordml/cex" xmlns:w16cid="http://schemas.microsoft.com/office/word/2016/wordml/cid" xmlns:w16="http://schemas.microsoft.com/office/word/2018/wordml" xmlns:w16du="http://schemas.microsoft.com/office/word/2023/wordml/word16du" xmlns:w16sdtdh="http://schemas.microsoft.com/office/word/2020/wordml/sdtdatahash" xmlns:w16sdtfl="http://schemas.microsoft.com/office/word/2024/wordml/sdtformatlock" xmlns:w16se="http://schemas.microsoft.com/office/word/2015/wordml/symex" xmlns:wpg="http://schemas.microsoft.com/office/word/2010/wordprocessingGroup" xmlns:wpi="http://schemas.microsoft.com/office/word/2010/wordprocessingInk" xmlns:wne="http://schemas.microsoft.com/office/word/2006/wordml" xmlns:wps="http://schemas.microsoft.com/office/word/2010/wordprocessingShape" mc:Ignorable="w14 w15 w16se w16cid w16 w16cex w16sdtdh w16sdtfl w16du wp14">
+  <w:endnote w:type="separator" w:id="-1">
+    <w:p>
+      <w:pPr>
+        <w:spacing w:after="0" w:line="240" w:lineRule="auto"/>
+        <w:rPr>
+          <w:rFonts w:hint="eastAsia"/>
+        </w:rPr>
+      </w:pPr>
+      <w:r>
+        <w:separator/>
+      </w:r>
+    </w:p>
+  </w:endnote>
+  <w:endnote w:type="continuationSeparator" w:id="0">
+    <w:p>
+      <w:pPr>
+        <w:spacing w:after="0" w:line="240" w:lineRule="auto"/>
+        <w:rPr>
+          <w:rFonts w:hint="eastAsia"/>
+        </w:rPr>
+      </w:pPr>
+      <w:r>
+        <w:continuationSeparator/>
+      </w:r>
+    </w:p>
+  </w:endnote>
+</w:endnotes>
+</file>
+
+<file path=word/footnotes.xml><?xml version="1.0" encoding="utf-8"?>
+<w:footnotes xmlns:wpc="http://schemas.microsoft.com/office/word/2010/wordprocessingCanvas" xmlns:cx="http://schemas.microsoft.com/office/drawing/2014/chartex" xmlns:cx1="http://schemas.microsoft.com/office/drawing/2015/9/8/chartex" xmlns:cx2="http://schemas.microsoft.com/office/drawing/2015/10/21/chartex" xmlns:cx3="http://schemas.microsoft.com/office/drawing/2016/5/9/chartex" xmlns:cx4="http://schemas.microsoft.com/office/drawing/2016/5/10/chartex" xmlns:cx5="http://schemas.microsoft.com/office/drawing/2016/5/11/chartex" xmlns:cx6="http://schemas.microsoft.com/office/drawing/2016/5/12/chartex" xmlns:cx7="http://schemas.microsoft.com/office/drawing/2016/5/13/chartex" xmlns:cx8="http://schemas.microsoft.com/office/drawing/2016/5/14/chartex" xmlns:mc="http://schemas.openxmlformats.org/markup-compatibility/2006" xmlns:aink="http://schemas.microsoft.com/office/drawing/2016/ink" xmlns:am3d="http://schemas.microsoft.com/office/drawing/2017/model3d" xmlns:o="urn:schemas-microsoft-com:office:office" xmlns:oel="http://schemas.microsoft.com/office/2019/extlst" xmlns:r="http://schemas.openxmlformats.org/officeDocument/2006/relationships" xmlns:m="http://schemas.openxmlformats.org/officeDocument/2006/math" xmlns:v="urn:schemas-microsoft-com:vml" xmlns:wp14="http://schemas.microsoft.com/office/word/2010/wordprocessingDrawing" xmlns:wp="http://schemas.openxmlformats.org/drawingml/2006/wordprocessingDrawing" xmlns:w10="urn:schemas-microsoft-com:office:word" xmlns:w="http://schemas.openxmlformats.org/wordprocessingml/2006/main" xmlns:w14="http://schemas.microsoft.com/office/word/2010/wordml" xmlns:w15="http://schemas.microsoft.com/office/word/2012/wordml" xmlns:w16cex="http://schemas.microsoft.com/office/word/2018/wordml/cex" xmlns:w16cid="http://schemas.microsoft.com/office/word/2016/wordml/cid" xmlns:w16="http://schemas.microsoft.com/office/word/2018/wordml" xmlns:w16du="http://schemas.microsoft.com/office/word/2023/wordml/word16du" xmlns:w16sdtdh="http://schemas.microsoft.com/office/word/2020/wordml/sdtdatahash" xmlns:w16sdtfl="http://schemas.microsoft.com/office/word/2024/wordml/sdtformatlock" xmlns:w16se="http://schemas.microsoft.com/office/word/2015/wordml/symex" xmlns:wpg="http://schemas.microsoft.com/office/word/2010/wordprocessingGroup" xmlns:wpi="http://schemas.microsoft.com/office/word/2010/wordprocessingInk" xmlns:wne="http://schemas.microsoft.com/office/word/2006/wordml" xmlns:wps="http://schemas.microsoft.com/office/word/2010/wordprocessingShape" mc:Ignorable="w14 w15 w16se w16cid w16 w16cex w16sdtdh w16sdtfl w16du wp14">
+  <w:footnote w:type="separator" w:id="-1">
+    <w:p>
+      <w:pPr>
+        <w:spacing w:after="0" w:line="240" w:lineRule="auto"/>
+        <w:rPr>
+          <w:rFonts w:hint="eastAsia"/>
+        </w:rPr>
+      </w:pPr>
+      <w:r>
+        <w:separator/>
+      </w:r>
+    </w:p>
+  </w:footnote>
+  <w:footnote w:type="continuationSeparator" w:id="0">
+    <w:p>
+      <w:pPr>
+        <w:spacing w:after="0" w:line="240" w:lineRule="auto"/>
+        <w:rPr>
+          <w:rFonts w:hint="eastAsia"/>
+        </w:rPr>
+      </w:pPr>
+      <w:r>
+        <w:continuationSeparator/>
+      </w:r>
+    </w:p>
+  </w:footnote>
+</w:footnotes>
+</file>
+
 <file path=word/numbering.xml><?xml version="1.0" encoding="utf-8"?>
 <w:numbering xmlns:wpc="http://schemas.microsoft.com/office/word/2010/wordprocessingCanvas" xmlns:cx="http://schemas.microsoft.com/office/drawing/2014/chartex" xmlns:cx1="http://schemas.microsoft.com/office/drawing/2015/9/8/chartex" xmlns:cx2="http://schemas.microsoft.com/office/drawing/2015/10/21/chartex" xmlns:cx3="http://schemas.microsoft.com/office/drawing/2016/5/9/chartex" xmlns:cx4="http://schemas.microsoft.com/office/drawing/2016/5/10/chartex" xmlns:cx5="http://schemas.microsoft.com/office/drawing/2016/5/11/chartex" xmlns:cx6="http://schemas.microsoft.com/office/drawing/2016/5/12/chartex" xmlns:cx7="http://schemas.microsoft.com/office/drawing/2016/5/13/chartex" xmlns:cx8="http://schemas.microsoft.com/office/drawing/2016/5/14/chartex" xmlns:mc="http://schemas.openxmlformats.org/markup-compatibility/2006" xmlns:aink="http://schemas.microsoft.com/office/drawing/2016/ink" xmlns:am3d="http://schemas.microsoft.com/office/drawing/2017/model3d" xmlns:o="urn:schemas-microsoft-com:office:office" xmlns:oel="http://schemas.microsoft.com/office/2019/extlst" xmlns:r="http://schemas.openxmlformats.org/officeDocument/2006/relationships" xmlns:m="http://schemas.openxmlformats.org/officeDocument/2006/math" xmlns:v="urn:schemas-microsoft-com:vml" xmlns:wp14="http://schemas.microsoft.com/office/word/2010/wordprocessingDrawing" xmlns:wp="http://schemas.openxmlformats.org/drawingml/2006/wordprocessingDrawing" xmlns:w10="urn:schemas-microsoft-com:office:word" xmlns:w="http://schemas.openxmlformats.org/wordprocessingml/2006/main" xmlns:w14="http://schemas.microsoft.com/office/word/2010/wordml" xmlns:w15="http://schemas.microsoft.com/office/word/2012/wordml" xmlns:w16cex="http://schemas.microsoft.com/office/word/2018/wordml/cex" xmlns:w16cid="http://schemas.microsoft.com/office/word/2016/wordml/cid" xmlns:w16="http://schemas.microsoft.com/office/word/2018/wordml" xmlns:w16du="http://schemas.microsoft.com/office/word/2023/wordml/word16du" xmlns:w16sdtdh="http://schemas.microsoft.com/office/word/2020/wordml/sdtdatahash" xmlns:w16sdtfl="http://schemas.microsoft.com/office/word/2024/wordml/sdtformatlock" xmlns:w16se="http://schemas.microsoft.com/office/word/2015/wordml/symex" xmlns:wpg="http://schemas.microsoft.com/office/word/2010/wordprocessingGroup" xmlns:wpi="http://schemas.microsoft.com/office/word/2010/wordprocessingInk" xmlns:wne="http://schemas.microsoft.com/office/word/2006/wordml" xmlns:wps="http://schemas.microsoft.com/office/word/2010/wordprocessingShape" mc:Ignorable="w14 w15 w16se w16cid w16 w16cex w16sdtdh w16sdtfl w16du wp14">
   <w:abstractNum w:abstractNumId="0" w15:restartNumberingAfterBreak="0">
+    <w:nsid w:val="30CB291F"/>
+    <w:multiLevelType w:val="hybridMultilevel"/>
+    <w:tmpl w:val="58D0B942"/>
+    <w:lvl w:ilvl="0" w:tplc="D54EB58C">
+      <w:start w:val="1"/>
+      <w:numFmt w:val="decimal"/>
+      <w:lvlText w:val="%1)"/>
+      <w:lvlJc w:val="left"/>
+      <w:pPr>
+        <w:ind w:left="360" w:hanging="360"/>
+      </w:pPr>
+      <w:rPr>
+        <w:rFonts w:hint="default"/>
+      </w:rPr>
+    </w:lvl>
+    <w:lvl w:ilvl="1" w:tplc="04090019">
+      <w:start w:val="1"/>
+      <w:numFmt w:val="lowerLetter"/>
+      <w:lvlText w:val="%2)"/>
+      <w:lvlJc w:val="left"/>
+      <w:pPr>
+        <w:ind w:left="880" w:hanging="440"/>
+      </w:pPr>
+    </w:lvl>
+    <w:lvl w:ilvl="2" w:tplc="0409001B" w:tentative="1">
+      <w:start w:val="1"/>
+      <w:numFmt w:val="lowerRoman"/>
+      <w:lvlText w:val="%3."/>
+      <w:lvlJc w:val="right"/>
+      <w:pPr>
+        <w:ind w:left="1320" w:hanging="440"/>
+      </w:pPr>
+    </w:lvl>
+    <w:lvl w:ilvl="3" w:tplc="0409000F" w:tentative="1">
+      <w:start w:val="1"/>
+      <w:numFmt w:val="decimal"/>
+      <w:lvlText w:val="%4."/>
+      <w:lvlJc w:val="left"/>
+      <w:pPr>
+        <w:ind w:left="1760" w:hanging="440"/>
+      </w:pPr>
+    </w:lvl>
+    <w:lvl w:ilvl="4" w:tplc="04090019" w:tentative="1">
+      <w:start w:val="1"/>
+      <w:numFmt w:val="lowerLetter"/>
+      <w:lvlText w:val="%5)"/>
+      <w:lvlJc w:val="left"/>
+      <w:pPr>
+        <w:ind w:left="2200" w:hanging="440"/>
+      </w:pPr>
+    </w:lvl>
+    <w:lvl w:ilvl="5" w:tplc="0409001B" w:tentative="1">
+      <w:start w:val="1"/>
+      <w:numFmt w:val="lowerRoman"/>
+      <w:lvlText w:val="%6."/>
+      <w:lvlJc w:val="right"/>
+      <w:pPr>
+        <w:ind w:left="2640" w:hanging="440"/>
+      </w:pPr>
+    </w:lvl>
+    <w:lvl w:ilvl="6" w:tplc="0409000F" w:tentative="1">
+      <w:start w:val="1"/>
+      <w:numFmt w:val="decimal"/>
+      <w:lvlText w:val="%7."/>
+      <w:lvlJc w:val="left"/>
+      <w:pPr>
+        <w:ind w:left="3080" w:hanging="440"/>
+      </w:pPr>
+    </w:lvl>
+    <w:lvl w:ilvl="7" w:tplc="04090019" w:tentative="1">
+      <w:start w:val="1"/>
+      <w:numFmt w:val="lowerLetter"/>
+      <w:lvlText w:val="%8)"/>
+      <w:lvlJc w:val="left"/>
+      <w:pPr>
+        <w:ind w:left="3520" w:hanging="440"/>
+      </w:pPr>
+    </w:lvl>
+    <w:lvl w:ilvl="8" w:tplc="0409001B" w:tentative="1">
+      <w:start w:val="1"/>
+      <w:numFmt w:val="lowerRoman"/>
+      <w:lvlText w:val="%9."/>
+      <w:lvlJc w:val="right"/>
+      <w:pPr>
+        <w:ind w:left="3960" w:hanging="440"/>
+      </w:pPr>
+    </w:lvl>
+  </w:abstractNum>
+  <w:abstractNum w:abstractNumId="1" w15:restartNumberingAfterBreak="0">
     <w:nsid w:val="6CCF16FB"/>
     <w:multiLevelType w:val="hybridMultilevel"/>
     <w:tmpl w:val="3F9E07AA"/>
@@ -1949,6 +2866,9 @@
     </w:lvl>
   </w:abstractNum>
   <w:num w:numId="1" w16cid:durableId="1244603786">
+    <w:abstractNumId w:val="1"/>
+  </w:num>
+  <w:num w:numId="2" w16cid:durableId="372658737">
     <w:abstractNumId w:val="0"/>
   </w:num>
 </w:numbering>
@@ -2897,6 +3817,69 @@
       </w:tblBorders>
     </w:tblPr>
   </w:style>
+  <w:style w:type="paragraph" w:styleId="af">
+    <w:name w:val="header"/>
+    <w:basedOn w:val="a"/>
+    <w:link w:val="af0"/>
+    <w:uiPriority w:val="99"/>
+    <w:unhideWhenUsed/>
+    <w:rsid w:val="0048759B"/>
+    <w:pPr>
+      <w:tabs>
+        <w:tab w:val="center" w:pos="4153"/>
+        <w:tab w:val="right" w:pos="8306"/>
+      </w:tabs>
+      <w:snapToGrid w:val="0"/>
+      <w:spacing w:line="240" w:lineRule="auto"/>
+      <w:jc w:val="center"/>
+    </w:pPr>
+    <w:rPr>
+      <w:sz w:val="18"/>
+      <w:szCs w:val="18"/>
+    </w:rPr>
+  </w:style>
+  <w:style w:type="character" w:customStyle="1" w:styleId="af0">
+    <w:name w:val="页眉 字符"/>
+    <w:basedOn w:val="a0"/>
+    <w:link w:val="af"/>
+    <w:uiPriority w:val="99"/>
+    <w:rsid w:val="0048759B"/>
+    <w:rPr>
+      <w:sz w:val="18"/>
+      <w:szCs w:val="18"/>
+    </w:rPr>
+  </w:style>
+  <w:style w:type="paragraph" w:styleId="af1">
+    <w:name w:val="footer"/>
+    <w:basedOn w:val="a"/>
+    <w:link w:val="af2"/>
+    <w:uiPriority w:val="99"/>
+    <w:unhideWhenUsed/>
+    <w:rsid w:val="0048759B"/>
+    <w:pPr>
+      <w:tabs>
+        <w:tab w:val="center" w:pos="4153"/>
+        <w:tab w:val="right" w:pos="8306"/>
+      </w:tabs>
+      <w:snapToGrid w:val="0"/>
+      <w:spacing w:line="240" w:lineRule="auto"/>
+    </w:pPr>
+    <w:rPr>
+      <w:sz w:val="18"/>
+      <w:szCs w:val="18"/>
+    </w:rPr>
+  </w:style>
+  <w:style w:type="character" w:customStyle="1" w:styleId="af2">
+    <w:name w:val="页脚 字符"/>
+    <w:basedOn w:val="a0"/>
+    <w:link w:val="af1"/>
+    <w:uiPriority w:val="99"/>
+    <w:rsid w:val="0048759B"/>
+    <w:rPr>
+      <w:sz w:val="18"/>
+      <w:szCs w:val="18"/>
+    </w:rPr>
+  </w:style>
 </w:styles>
 </file>
 
